--- a/Notes/NotesOnMarx.docx
+++ b/Notes/NotesOnMarx.docx
@@ -11684,10 +11684,85 @@
     <w:p>
       <w:pPr>
         <w:pStyle w:val="Normal"/>
-        <w:rPr/>
-      </w:pPr>
-      <w:r>
-        <w:rPr/>
+        <w:numPr>
+          <w:ilvl w:val="0"/>
+          <w:numId w:val="28"/>
+        </w:numPr>
+        <w:rPr/>
+      </w:pPr>
+      <w:r>
+        <w:rPr/>
+        <w:t>(439) "A large number of workers working together, at the same time, in one place (or, if you like, in the same field of labor), in order to produce the same sort of commodity under the command of the same capitalist, constitutes the starting point of capitalist produciton."</w:t>
+      </w:r>
+    </w:p>
+    <w:p>
+      <w:pPr>
+        <w:pStyle w:val="Normal"/>
+        <w:numPr>
+          <w:ilvl w:val="0"/>
+          <w:numId w:val="28"/>
+        </w:numPr>
+        <w:rPr/>
+      </w:pPr>
+      <w:r>
+        <w:rPr/>
+        <w:t>(443) "Not only do we have here an increase in the productive power of the individual, by means of co-operation, but the creation of a new productive power, which is intrinsically a collective one."</w:t>
+      </w:r>
+    </w:p>
+    <w:p>
+      <w:pPr>
+        <w:pStyle w:val="Normal"/>
+        <w:numPr>
+          <w:ilvl w:val="0"/>
+          <w:numId w:val="28"/>
+        </w:numPr>
+        <w:rPr/>
+      </w:pPr>
+      <w:r>
+        <w:rPr/>
+        <w:t>(447) "...whichever of these is the cause of the increase, the special productive power of the combined working day is, under all circumstances, the social productive power of labour, or the productive power of social labour. This power arises from co-operation itself. When the worker co-operates in a planned way with others, he strips off the fetters of his individuality, and develops the capabilities of his species."</w:t>
+      </w:r>
+    </w:p>
+    <w:p>
+      <w:pPr>
+        <w:pStyle w:val="Normal"/>
+        <w:numPr>
+          <w:ilvl w:val="0"/>
+          <w:numId w:val="28"/>
+        </w:numPr>
+        <w:rPr/>
+      </w:pPr>
+      <w:r>
+        <w:rPr/>
+        <w:t>There is a requirement now for a managing hand</w:t>
+      </w:r>
+    </w:p>
+    <w:p>
+      <w:pPr>
+        <w:pStyle w:val="Normal"/>
+        <w:numPr>
+          <w:ilvl w:val="0"/>
+          <w:numId w:val="28"/>
+        </w:numPr>
+        <w:rPr/>
+      </w:pPr>
+      <w:r>
+        <w:rPr/>
+        <w:t>Capitalist co-operation differs from 'primitive' communism in being based, not on the collective ownership of means of production, but on the free wage laborer</w:t>
+      </w:r>
+    </w:p>
+    <w:p>
+      <w:pPr>
+        <w:pStyle w:val="Normal"/>
+        <w:numPr>
+          <w:ilvl w:val="1"/>
+          <w:numId w:val="28"/>
+        </w:numPr>
+        <w:rPr/>
+      </w:pPr>
+      <w:r>
+        <w:rPr/>
+        <w:t>this point is important, but is more complex than i represent it here</w:t>
       </w:r>
     </w:p>
     <w:p>
@@ -11778,7 +11853,7 @@
     </w:r>
     <w:r>
       <w:rPr/>
-      <w:t>1</w:t>
+      <w:t>38</w:t>
     </w:r>
     <w:r>
       <w:rPr/>
@@ -11812,7 +11887,7 @@
     </w:r>
     <w:r>
       <w:rPr/>
-      <w:t>1</w:t>
+      <w:t>38</w:t>
     </w:r>
     <w:r>
       <w:rPr/>
@@ -15507,6 +15582,143 @@
     </w:lvl>
   </w:abstractNum>
   <w:abstractNum w:abstractNumId="28">
+    <w:lvl w:ilvl="0">
+      <w:start w:val="1"/>
+      <w:numFmt w:val="bullet"/>
+      <w:lvlText w:val=""/>
+      <w:lvlJc w:val="start"/>
+      <w:pPr>
+        <w:tabs>
+          <w:tab w:val="num" w:pos="720"/>
+        </w:tabs>
+        <w:ind w:start="720" w:hanging="360"/>
+      </w:pPr>
+      <w:rPr>
+        <w:rFonts w:ascii="Symbol" w:hAnsi="Symbol" w:cs="Symbol" w:hint="default"/>
+      </w:rPr>
+    </w:lvl>
+    <w:lvl w:ilvl="1">
+      <w:start w:val="1"/>
+      <w:numFmt w:val="bullet"/>
+      <w:lvlText w:val=""/>
+      <w:lvlJc w:val="start"/>
+      <w:pPr>
+        <w:tabs>
+          <w:tab w:val="num" w:pos="1080"/>
+        </w:tabs>
+        <w:ind w:start="1080" w:hanging="360"/>
+      </w:pPr>
+      <w:rPr>
+        <w:rFonts w:ascii="Symbol" w:hAnsi="Symbol" w:cs="Symbol" w:hint="default"/>
+      </w:rPr>
+    </w:lvl>
+    <w:lvl w:ilvl="2">
+      <w:start w:val="1"/>
+      <w:numFmt w:val="bullet"/>
+      <w:lvlText w:val=""/>
+      <w:lvlJc w:val="start"/>
+      <w:pPr>
+        <w:tabs>
+          <w:tab w:val="num" w:pos="1440"/>
+        </w:tabs>
+        <w:ind w:start="1440" w:hanging="360"/>
+      </w:pPr>
+      <w:rPr>
+        <w:rFonts w:ascii="Symbol" w:hAnsi="Symbol" w:cs="Symbol" w:hint="default"/>
+      </w:rPr>
+    </w:lvl>
+    <w:lvl w:ilvl="3">
+      <w:start w:val="1"/>
+      <w:numFmt w:val="bullet"/>
+      <w:lvlText w:val=""/>
+      <w:lvlJc w:val="start"/>
+      <w:pPr>
+        <w:tabs>
+          <w:tab w:val="num" w:pos="1800"/>
+        </w:tabs>
+        <w:ind w:start="1800" w:hanging="360"/>
+      </w:pPr>
+      <w:rPr>
+        <w:rFonts w:ascii="Symbol" w:hAnsi="Symbol" w:cs="Symbol" w:hint="default"/>
+      </w:rPr>
+    </w:lvl>
+    <w:lvl w:ilvl="4">
+      <w:start w:val="1"/>
+      <w:numFmt w:val="bullet"/>
+      <w:lvlText w:val=""/>
+      <w:lvlJc w:val="start"/>
+      <w:pPr>
+        <w:tabs>
+          <w:tab w:val="num" w:pos="2160"/>
+        </w:tabs>
+        <w:ind w:start="2160" w:hanging="360"/>
+      </w:pPr>
+      <w:rPr>
+        <w:rFonts w:ascii="Symbol" w:hAnsi="Symbol" w:cs="Symbol" w:hint="default"/>
+      </w:rPr>
+    </w:lvl>
+    <w:lvl w:ilvl="5">
+      <w:start w:val="1"/>
+      <w:numFmt w:val="bullet"/>
+      <w:lvlText w:val=""/>
+      <w:lvlJc w:val="start"/>
+      <w:pPr>
+        <w:tabs>
+          <w:tab w:val="num" w:pos="2520"/>
+        </w:tabs>
+        <w:ind w:start="2520" w:hanging="360"/>
+      </w:pPr>
+      <w:rPr>
+        <w:rFonts w:ascii="Symbol" w:hAnsi="Symbol" w:cs="Symbol" w:hint="default"/>
+      </w:rPr>
+    </w:lvl>
+    <w:lvl w:ilvl="6">
+      <w:start w:val="1"/>
+      <w:numFmt w:val="bullet"/>
+      <w:lvlText w:val=""/>
+      <w:lvlJc w:val="start"/>
+      <w:pPr>
+        <w:tabs>
+          <w:tab w:val="num" w:pos="2880"/>
+        </w:tabs>
+        <w:ind w:start="2880" w:hanging="360"/>
+      </w:pPr>
+      <w:rPr>
+        <w:rFonts w:ascii="Symbol" w:hAnsi="Symbol" w:cs="Symbol" w:hint="default"/>
+      </w:rPr>
+    </w:lvl>
+    <w:lvl w:ilvl="7">
+      <w:start w:val="1"/>
+      <w:numFmt w:val="bullet"/>
+      <w:lvlText w:val=""/>
+      <w:lvlJc w:val="start"/>
+      <w:pPr>
+        <w:tabs>
+          <w:tab w:val="num" w:pos="3240"/>
+        </w:tabs>
+        <w:ind w:start="3240" w:hanging="360"/>
+      </w:pPr>
+      <w:rPr>
+        <w:rFonts w:ascii="Symbol" w:hAnsi="Symbol" w:cs="Symbol" w:hint="default"/>
+      </w:rPr>
+    </w:lvl>
+    <w:lvl w:ilvl="8">
+      <w:start w:val="1"/>
+      <w:numFmt w:val="bullet"/>
+      <w:lvlText w:val=""/>
+      <w:lvlJc w:val="start"/>
+      <w:pPr>
+        <w:tabs>
+          <w:tab w:val="num" w:pos="3600"/>
+        </w:tabs>
+        <w:ind w:start="3600" w:hanging="360"/>
+      </w:pPr>
+      <w:rPr>
+        <w:rFonts w:ascii="Symbol" w:hAnsi="Symbol" w:cs="Symbol" w:hint="default"/>
+      </w:rPr>
+    </w:lvl>
+  </w:abstractNum>
+  <w:abstractNum w:abstractNumId="29">
     <w:lvl w:ilvl="0">
       <w:start w:val="1"/>
       <w:numFmt w:val="none"/>
@@ -15708,6 +15920,9 @@
   </w:num>
   <w:num w:numId="28">
     <w:abstractNumId w:val="28"/>
+  </w:num>
+  <w:num w:numId="29">
+    <w:abstractNumId w:val="29"/>
   </w:num>
 </w:numbering>
 </file>
